--- a/tillsyn/A 46738-2024 tillsynsbegäran.docx
+++ b/tillsyn/A 46738-2024 tillsynsbegäran.docx
@@ -245,7 +245,7 @@
     <w:r>
       <w:tab/>
       <w:tab/>
-      <w:t>2026-05-24</w:t>
+      <w:t>2026-05-25</w:t>
       <w:br/>
       <w:br/>
     </w:r>

--- a/tillsyn/A 46738-2024 tillsynsbegäran.docx
+++ b/tillsyn/A 46738-2024 tillsynsbegäran.docx
@@ -245,7 +245,7 @@
     <w:r>
       <w:tab/>
       <w:tab/>
-      <w:t>2026-05-25</w:t>
+      <w:t>2026-05-26</w:t>
       <w:br/>
       <w:br/>
     </w:r>

--- a/tillsyn/A 46738-2024 tillsynsbegäran.docx
+++ b/tillsyn/A 46738-2024 tillsynsbegäran.docx
@@ -245,7 +245,7 @@
     <w:r>
       <w:tab/>
       <w:tab/>
-      <w:t>2026-05-26</w:t>
+      <w:t>2026-05-27</w:t>
       <w:br/>
       <w:br/>
     </w:r>

--- a/tillsyn/A 46738-2024 tillsynsbegäran.docx
+++ b/tillsyn/A 46738-2024 tillsynsbegäran.docx
@@ -245,7 +245,7 @@
     <w:r>
       <w:tab/>
       <w:tab/>
-      <w:t>2026-05-27</w:t>
+      <w:t>2026-05-28</w:t>
       <w:br/>
       <w:br/>
     </w:r>

--- a/tillsyn/A 46738-2024 tillsynsbegäran.docx
+++ b/tillsyn/A 46738-2024 tillsynsbegäran.docx
@@ -245,7 +245,7 @@
     <w:r>
       <w:tab/>
       <w:tab/>
-      <w:t>2026-05-28</w:t>
+      <w:t>2026-05-29</w:t>
       <w:br/>
       <w:br/>
     </w:r>

--- a/tillsyn/A 46738-2024 tillsynsbegäran.docx
+++ b/tillsyn/A 46738-2024 tillsynsbegäran.docx
@@ -245,7 +245,7 @@
     <w:r>
       <w:tab/>
       <w:tab/>
-      <w:t>2026-05-29</w:t>
+      <w:t>2026-05-30</w:t>
       <w:br/>
       <w:br/>
     </w:r>

--- a/tillsyn/A 46738-2024 tillsynsbegäran.docx
+++ b/tillsyn/A 46738-2024 tillsynsbegäran.docx
@@ -245,7 +245,7 @@
     <w:r>
       <w:tab/>
       <w:tab/>
-      <w:t>2026-05-30</w:t>
+      <w:t>2026-05-31</w:t>
       <w:br/>
       <w:br/>
     </w:r>

--- a/tillsyn/A 46738-2024 tillsynsbegäran.docx
+++ b/tillsyn/A 46738-2024 tillsynsbegäran.docx
@@ -245,7 +245,7 @@
     <w:r>
       <w:tab/>
       <w:tab/>
-      <w:t>2026-05-31</w:t>
+      <w:t>2026-06-01</w:t>
       <w:br/>
       <w:br/>
     </w:r>

--- a/tillsyn/A 46738-2024 tillsynsbegäran.docx
+++ b/tillsyn/A 46738-2024 tillsynsbegäran.docx
@@ -245,7 +245,7 @@
     <w:r>
       <w:tab/>
       <w:tab/>
-      <w:t>2026-06-01</w:t>
+      <w:t>2026-06-02</w:t>
       <w:br/>
       <w:br/>
     </w:r>

--- a/tillsyn/A 46738-2024 tillsynsbegäran.docx
+++ b/tillsyn/A 46738-2024 tillsynsbegäran.docx
@@ -245,7 +245,7 @@
     <w:r>
       <w:tab/>
       <w:tab/>
-      <w:t>2026-06-02</w:t>
+      <w:t>2026-06-03</w:t>
       <w:br/>
       <w:br/>
     </w:r>

--- a/tillsyn/A 46738-2024 tillsynsbegäran.docx
+++ b/tillsyn/A 46738-2024 tillsynsbegäran.docx
@@ -245,7 +245,7 @@
     <w:r>
       <w:tab/>
       <w:tab/>
-      <w:t>2026-06-03</w:t>
+      <w:t>2026-06-04</w:t>
       <w:br/>
       <w:br/>
     </w:r>
